--- a/admin.docx
+++ b/admin.docx
@@ -13,7 +13,6 @@
           <w:szCs w:val="24"/>
         </w:rPr>
       </w:pPr>
-      <w:bookmarkStart w:id="0" w:name="_GoBack"/>
       <w:r>
         <w:rPr>
           <w:rFonts w:ascii="Times New Roman" w:eastAsia="Times New Roman" w:hAnsi="Times New Roman" w:cs="Times New Roman"/>
@@ -702,12 +701,14 @@
           <w:numId w:val="1"/>
         </w:numPr>
         <w:spacing w:before="100" w:beforeAutospacing="1" w:after="0" w:line="240" w:lineRule="auto"/>
-        <w:ind w:left="0"/>
-        <w:rPr>
-          <w:rFonts w:ascii="Times New Roman" w:eastAsia="Times New Roman" w:hAnsi="Times New Roman" w:cs="Times New Roman"/>
-          <w:color w:val="1F1F1F"/>
-          <w:sz w:val="28"/>
-          <w:szCs w:val="24"/>
+        <w:rPr>
+          <w:rFonts w:ascii="Times New Roman" w:eastAsia="Times New Roman" w:hAnsi="Times New Roman" w:cs="Times New Roman"/>
+          <w:b/>
+          <w:bCs/>
+          <w:color w:val="1F1F1F"/>
+          <w:sz w:val="28"/>
+          <w:szCs w:val="24"/>
+          <w:bdr w:val="none" w:sz="0" w:space="0" w:color="auto" w:frame="1"/>
         </w:rPr>
       </w:pPr>
       <w:r>
@@ -721,6 +722,187 @@
           <w:bdr w:val="none" w:sz="0" w:space="0" w:color="auto" w:frame="1"/>
         </w:rPr>
         <w:t>Map hoạt động kiểu trục thời gian thực như một trục thẳng đứng tại thời điểm hiện tại và quét từ trái sang phải trên biểu đồ timeline và hiển thị những gì timeline đã vẽ.</w:t>
+      </w:r>
+      <w:r>
+        <w:t xml:space="preserve"> </w:t>
+      </w:r>
+      <w:r>
+        <w:rPr>
+          <w:rFonts w:ascii="Times New Roman" w:eastAsia="Times New Roman" w:hAnsi="Times New Roman" w:cs="Times New Roman"/>
+          <w:b/>
+          <w:bCs/>
+          <w:color w:val="1F1F1F"/>
+          <w:sz w:val="28"/>
+          <w:szCs w:val="24"/>
+          <w:bdr w:val="none" w:sz="0" w:space="0" w:color="auto" w:frame="1"/>
+        </w:rPr>
+        <w:t xml:space="preserve">map không cần tính toán gì nhiều chỉ hoạt động như 1 đường kẻ dọc thẳng đứng tại thời gian thực trên timline và hiển thị những khách nó nhìn thấy timeline vẽ tại các vị trí tương </w:t>
+      </w:r>
+      <w:proofErr w:type="gramStart"/>
+      <w:r>
+        <w:rPr>
+          <w:rFonts w:ascii="Times New Roman" w:eastAsia="Times New Roman" w:hAnsi="Times New Roman" w:cs="Times New Roman"/>
+          <w:b/>
+          <w:bCs/>
+          <w:color w:val="1F1F1F"/>
+          <w:sz w:val="28"/>
+          <w:szCs w:val="24"/>
+          <w:bdr w:val="none" w:sz="0" w:space="0" w:color="auto" w:frame="1"/>
+        </w:rPr>
+        <w:t>ứng .</w:t>
+      </w:r>
+      <w:proofErr w:type="gramEnd"/>
+    </w:p>
+    <w:p>
+      <w:pPr>
+        <w:widowControl/>
+        <w:numPr>
+          <w:ilvl w:val="1"/>
+          <w:numId w:val="1"/>
+        </w:numPr>
+        <w:spacing w:before="100" w:beforeAutospacing="1" w:after="0" w:line="240" w:lineRule="auto"/>
+        <w:rPr>
+          <w:rFonts w:ascii="Times New Roman" w:eastAsia="Times New Roman" w:hAnsi="Times New Roman" w:cs="Times New Roman"/>
+          <w:b/>
+          <w:bCs/>
+          <w:color w:val="1F1F1F"/>
+          <w:sz w:val="28"/>
+          <w:szCs w:val="24"/>
+          <w:bdr w:val="none" w:sz="0" w:space="0" w:color="auto" w:frame="1"/>
+        </w:rPr>
+      </w:pPr>
+      <w:bookmarkStart w:id="0" w:name="_GoBack"/>
+      <w:bookmarkEnd w:id="0"/>
+      <w:r>
+        <w:rPr>
+          <w:rFonts w:ascii="Times New Roman" w:eastAsia="Times New Roman" w:hAnsi="Times New Roman" w:cs="Times New Roman"/>
+          <w:b/>
+          <w:bCs/>
+          <w:color w:val="1F1F1F"/>
+          <w:sz w:val="28"/>
+          <w:szCs w:val="24"/>
+          <w:bdr w:val="none" w:sz="0" w:space="0" w:color="auto" w:frame="1"/>
+        </w:rPr>
+        <w:t>tạo bộ lọc với các mức ưu tiên hiển thị sau:</w:t>
+      </w:r>
+    </w:p>
+    <w:p>
+      <w:pPr>
+        <w:widowControl/>
+        <w:numPr>
+          <w:ilvl w:val="1"/>
+          <w:numId w:val="1"/>
+        </w:numPr>
+        <w:spacing w:before="100" w:beforeAutospacing="1" w:after="0" w:line="240" w:lineRule="auto"/>
+        <w:rPr>
+          <w:rFonts w:ascii="Times New Roman" w:eastAsia="Times New Roman" w:hAnsi="Times New Roman" w:cs="Times New Roman"/>
+          <w:b/>
+          <w:bCs/>
+          <w:color w:val="1F1F1F"/>
+          <w:sz w:val="28"/>
+          <w:szCs w:val="24"/>
+          <w:bdr w:val="none" w:sz="0" w:space="0" w:color="auto" w:frame="1"/>
+        </w:rPr>
+      </w:pPr>
+      <w:r>
+        <w:rPr>
+          <w:rFonts w:ascii="Times New Roman" w:eastAsia="Times New Roman" w:hAnsi="Times New Roman" w:cs="Times New Roman"/>
+          <w:b/>
+          <w:bCs/>
+          <w:color w:val="1F1F1F"/>
+          <w:sz w:val="28"/>
+          <w:szCs w:val="24"/>
+          <w:bdr w:val="none" w:sz="0" w:space="0" w:color="auto" w:frame="1"/>
+        </w:rPr>
+        <w:t>ưu tiên 1 hiển thị những khách đang làm.</w:t>
+      </w:r>
+    </w:p>
+    <w:p>
+      <w:pPr>
+        <w:widowControl/>
+        <w:numPr>
+          <w:ilvl w:val="1"/>
+          <w:numId w:val="1"/>
+        </w:numPr>
+        <w:spacing w:before="100" w:beforeAutospacing="1" w:after="0" w:line="240" w:lineRule="auto"/>
+        <w:rPr>
+          <w:rFonts w:ascii="Times New Roman" w:eastAsia="Times New Roman" w:hAnsi="Times New Roman" w:cs="Times New Roman"/>
+          <w:b/>
+          <w:bCs/>
+          <w:color w:val="1F1F1F"/>
+          <w:sz w:val="28"/>
+          <w:szCs w:val="24"/>
+          <w:bdr w:val="none" w:sz="0" w:space="0" w:color="auto" w:frame="1"/>
+        </w:rPr>
+      </w:pPr>
+      <w:r>
+        <w:rPr>
+          <w:rFonts w:ascii="Times New Roman" w:eastAsia="Times New Roman" w:hAnsi="Times New Roman" w:cs="Times New Roman"/>
+          <w:b/>
+          <w:bCs/>
+          <w:color w:val="1F1F1F"/>
+          <w:sz w:val="28"/>
+          <w:szCs w:val="24"/>
+          <w:bdr w:val="none" w:sz="0" w:space="0" w:color="auto" w:frame="1"/>
+        </w:rPr>
+        <w:t>ưu tiên 2 hiển thị các khách sắp đến giờ trong 30 phút</w:t>
+      </w:r>
+    </w:p>
+    <w:p>
+      <w:pPr>
+        <w:widowControl/>
+        <w:numPr>
+          <w:ilvl w:val="1"/>
+          <w:numId w:val="1"/>
+        </w:numPr>
+        <w:spacing w:before="100" w:beforeAutospacing="1" w:after="0" w:line="240" w:lineRule="auto"/>
+        <w:rPr>
+          <w:rFonts w:ascii="Times New Roman" w:eastAsia="Times New Roman" w:hAnsi="Times New Roman" w:cs="Times New Roman"/>
+          <w:b/>
+          <w:bCs/>
+          <w:color w:val="1F1F1F"/>
+          <w:sz w:val="28"/>
+          <w:szCs w:val="24"/>
+          <w:bdr w:val="none" w:sz="0" w:space="0" w:color="auto" w:frame="1"/>
+        </w:rPr>
+      </w:pPr>
+      <w:r>
+        <w:rPr>
+          <w:rFonts w:ascii="Times New Roman" w:eastAsia="Times New Roman" w:hAnsi="Times New Roman" w:cs="Times New Roman"/>
+          <w:b/>
+          <w:bCs/>
+          <w:color w:val="1F1F1F"/>
+          <w:sz w:val="28"/>
+          <w:szCs w:val="24"/>
+          <w:bdr w:val="none" w:sz="0" w:space="0" w:color="auto" w:frame="1"/>
+        </w:rPr>
+        <w:t>không cần Bộ lọc "Ghost" (Dự báo Phase 2</w:t>
+      </w:r>
+      <w:proofErr w:type="gramStart"/>
+      <w:r>
+        <w:rPr>
+          <w:rFonts w:ascii="Times New Roman" w:eastAsia="Times New Roman" w:hAnsi="Times New Roman" w:cs="Times New Roman"/>
+          <w:b/>
+          <w:bCs/>
+          <w:color w:val="1F1F1F"/>
+          <w:sz w:val="28"/>
+          <w:szCs w:val="24"/>
+          <w:bdr w:val="none" w:sz="0" w:space="0" w:color="auto" w:frame="1"/>
+        </w:rPr>
+        <w:t>),Phase</w:t>
+      </w:r>
+      <w:proofErr w:type="gramEnd"/>
+      <w:r>
+        <w:rPr>
+          <w:rFonts w:ascii="Times New Roman" w:eastAsia="Times New Roman" w:hAnsi="Times New Roman" w:cs="Times New Roman"/>
+          <w:b/>
+          <w:bCs/>
+          <w:color w:val="1F1F1F"/>
+          <w:sz w:val="28"/>
+          <w:szCs w:val="24"/>
+          <w:bdr w:val="none" w:sz="0" w:space="0" w:color="auto" w:frame="1"/>
+        </w:rPr>
+        <w:t xml:space="preserve"> 2 chỉ hiển thị khi hết Phase 1 hoặc bấm chuyển thủ công</w:t>
       </w:r>
     </w:p>
     <w:p>
@@ -775,6 +957,7 @@
           <w:szCs w:val="24"/>
           <w:bdr w:val="none" w:sz="0" w:space="0" w:color="auto" w:frame="1"/>
         </w:rPr>
+        <w:lastRenderedPageBreak/>
         <w:t>Thẻ nhân viên 3D:</w:t>
       </w:r>
       <w:r>
@@ -1134,7 +1317,6 @@
           <w:szCs w:val="24"/>
           <w:bdr w:val="none" w:sz="0" w:space="0" w:color="auto" w:frame="1"/>
         </w:rPr>
-        <w:lastRenderedPageBreak/>
         <w:t>OUT (</w:t>
       </w:r>
       <w:r>
@@ -1456,7 +1638,27 @@
           <w:sz w:val="28"/>
           <w:szCs w:val="24"/>
         </w:rPr>
-        <w:t>Có ô chọn ngày trên cùng(mặc định ngày hiện tại).</w:t>
+        <w:t xml:space="preserve">Có ô chọn ngày trên </w:t>
+      </w:r>
+      <w:proofErr w:type="gramStart"/>
+      <w:r>
+        <w:rPr>
+          <w:rFonts w:ascii="Times New Roman" w:eastAsia="Times New Roman" w:hAnsi="Times New Roman" w:cs="Times New Roman"/>
+          <w:color w:val="1F1F1F"/>
+          <w:sz w:val="28"/>
+          <w:szCs w:val="24"/>
+        </w:rPr>
+        <w:t>cùng(</w:t>
+      </w:r>
+      <w:proofErr w:type="gramEnd"/>
+      <w:r>
+        <w:rPr>
+          <w:rFonts w:ascii="Times New Roman" w:eastAsia="Times New Roman" w:hAnsi="Times New Roman" w:cs="Times New Roman"/>
+          <w:color w:val="1F1F1F"/>
+          <w:sz w:val="28"/>
+          <w:szCs w:val="24"/>
+        </w:rPr>
+        <w:t>mặc định ngày hiện tại).</w:t>
       </w:r>
     </w:p>
     <w:p>
@@ -1633,7 +1835,27 @@
           <w:sz w:val="28"/>
           <w:szCs w:val="24"/>
         </w:rPr>
-        <w:t>thời gian chuyển pha, thời gian bấm nút bắt đầu,thời gian kết thúc, thời gian còn lại</w:t>
+        <w:t xml:space="preserve">thời gian chuyển pha, thời gian bấm nút bắt </w:t>
+      </w:r>
+      <w:proofErr w:type="gramStart"/>
+      <w:r>
+        <w:rPr>
+          <w:rFonts w:ascii="Times New Roman" w:eastAsia="Times New Roman" w:hAnsi="Times New Roman" w:cs="Times New Roman"/>
+          <w:color w:val="1F1F1F"/>
+          <w:sz w:val="28"/>
+          <w:szCs w:val="24"/>
+        </w:rPr>
+        <w:t>đầu,thời</w:t>
+      </w:r>
+      <w:proofErr w:type="gramEnd"/>
+      <w:r>
+        <w:rPr>
+          <w:rFonts w:ascii="Times New Roman" w:eastAsia="Times New Roman" w:hAnsi="Times New Roman" w:cs="Times New Roman"/>
+          <w:color w:val="1F1F1F"/>
+          <w:sz w:val="28"/>
+          <w:szCs w:val="24"/>
+        </w:rPr>
+        <w:t xml:space="preserve"> gian kết thúc, thời gian còn lại</w:t>
       </w:r>
       <w:r>
         <w:rPr>
@@ -1823,6 +2045,7 @@
           <w:szCs w:val="24"/>
           <w:bdr w:val="none" w:sz="0" w:space="0" w:color="auto" w:frame="1"/>
         </w:rPr>
+        <w:lastRenderedPageBreak/>
         <w:t>Vạch nét đứt:</w:t>
       </w:r>
       <w:r>
@@ -1992,7 +2215,6 @@
           <w:szCs w:val="24"/>
           <w:bdr w:val="none" w:sz="0" w:space="0" w:color="auto" w:frame="1"/>
         </w:rPr>
-        <w:lastRenderedPageBreak/>
         <w:t>Gộp nhóm (Group Billing):</w:t>
       </w:r>
       <w:r>
@@ -2562,6 +2784,7 @@
           <w:szCs w:val="24"/>
           <w:bdr w:val="none" w:sz="0" w:space="0" w:color="auto" w:frame="1"/>
         </w:rPr>
+        <w:lastRenderedPageBreak/>
         <w:t>Date Navigation:</w:t>
       </w:r>
       <w:r>
@@ -2702,7 +2925,6 @@
           <w:szCs w:val="24"/>
           <w:bdr w:val="none" w:sz="0" w:space="0" w:color="auto" w:frame="1"/>
         </w:rPr>
-        <w:lastRenderedPageBreak/>
         <w:t>Xếp khách:</w:t>
       </w:r>
       <w:r>
@@ -2739,16 +2961,36 @@
           <w:sz w:val="28"/>
           <w:szCs w:val="24"/>
         </w:rPr>
-        <w:t>Hệ thống timlineview tự động đọc và xếp vào và vẽ vị trí cùng thời gian chiếm dụng của gói dịch vụ đó.</w:t>
-      </w:r>
-      <w:r>
-        <w:rPr>
-          <w:rFonts w:ascii="Times New Roman" w:eastAsia="Times New Roman" w:hAnsi="Times New Roman" w:cs="Times New Roman"/>
-          <w:color w:val="1F1F1F"/>
-          <w:sz w:val="28"/>
-          <w:szCs w:val="24"/>
-        </w:rPr>
-        <w:t>sau đó map sẽ quét thấy và hiển thị ở sơ đồ map</w:t>
+        <w:t xml:space="preserve">Hệ thống timlineview tự động đọc và xếp vào và vẽ vị trí cùng thời gian chiếm dụng của gói dịch vụ </w:t>
+      </w:r>
+      <w:proofErr w:type="gramStart"/>
+      <w:r>
+        <w:rPr>
+          <w:rFonts w:ascii="Times New Roman" w:eastAsia="Times New Roman" w:hAnsi="Times New Roman" w:cs="Times New Roman"/>
+          <w:color w:val="1F1F1F"/>
+          <w:sz w:val="28"/>
+          <w:szCs w:val="24"/>
+        </w:rPr>
+        <w:t>đó.</w:t>
+      </w:r>
+      <w:r>
+        <w:rPr>
+          <w:rFonts w:ascii="Times New Roman" w:eastAsia="Times New Roman" w:hAnsi="Times New Roman" w:cs="Times New Roman"/>
+          <w:color w:val="1F1F1F"/>
+          <w:sz w:val="28"/>
+          <w:szCs w:val="24"/>
+        </w:rPr>
+        <w:t>sau</w:t>
+      </w:r>
+      <w:proofErr w:type="gramEnd"/>
+      <w:r>
+        <w:rPr>
+          <w:rFonts w:ascii="Times New Roman" w:eastAsia="Times New Roman" w:hAnsi="Times New Roman" w:cs="Times New Roman"/>
+          <w:color w:val="1F1F1F"/>
+          <w:sz w:val="28"/>
+          <w:szCs w:val="24"/>
+        </w:rPr>
+        <w:t xml:space="preserve"> đó map sẽ quét thấy và hiển thị ở sơ đồ map</w:t>
       </w:r>
     </w:p>
     <w:p>
@@ -2827,7 +3069,6 @@
         <w:t xml:space="preserve"> Bấm "Finish" -&gt; Hiện bảng thanh toán (Check gộp nhóm) -&gt; Xác nhận thu tiền -&gt; Giải phóng giường/ghế và thợ.</w:t>
       </w:r>
     </w:p>
-    <w:bookmarkEnd w:id="0"/>
     <w:p>
       <w:pPr>
         <w:rPr>
